--- a/output/doc/02-明确漏问-电诈询问笔录.docx
+++ b/output/doc/02-明确漏问-电诈询问笔录.docx
@@ -663,6 +663,116 @@
                 <w:color w:val="324052"/>
                 <w:sz w:val="19"/>
               </w:rPr>
+              <w:t>年龄</w:t>
+            </w:r>
+          </w:p>
+        </w:tc>
+        <w:tc>
+          <w:tcPr>
+            <w:tcW w:type="dxa" w:w="2948"/>
+            <w:vAlign w:val="center"/>
+            <w:tcMar>
+              <w:top w:w="100" w:type="dxa"/>
+              <w:start w:w="120" w:type="dxa"/>
+              <w:bottom w:w="100" w:type="dxa"/>
+              <w:end w:w="120" w:type="dxa"/>
+            </w:tcMar>
+          </w:tcPr>
+          <w:p>
+            <w:pPr>
+              <w:spacing w:after="0"/>
+            </w:pPr>
+            <w:r/>
+            <w:r>
+              <w:rPr>
+                <w:rFonts w:ascii="宋体" w:hAnsi="宋体" w:eastAsia="宋体"/>
+                <w:b w:val="0"/>
+                <w:sz w:val="19"/>
+              </w:rPr>
+              <w:t>38岁</w:t>
+            </w:r>
+          </w:p>
+        </w:tc>
+        <w:tc>
+          <w:tcPr>
+            <w:tcW w:type="dxa" w:w="1247"/>
+            <w:vAlign w:val="center"/>
+            <w:tcMar>
+              <w:top w:w="100" w:type="dxa"/>
+              <w:start w:w="120" w:type="dxa"/>
+              <w:bottom w:w="100" w:type="dxa"/>
+              <w:end w:w="120" w:type="dxa"/>
+            </w:tcMar>
+            <w:shd w:fill="EAF1F8"/>
+          </w:tcPr>
+          <w:p>
+            <w:pPr>
+              <w:spacing w:after="0"/>
+            </w:pPr>
+            <w:r/>
+            <w:r>
+              <w:rPr>
+                <w:rFonts w:ascii="宋体" w:hAnsi="宋体" w:eastAsia="宋体"/>
+                <w:b/>
+                <w:color w:val="324052"/>
+                <w:sz w:val="19"/>
+              </w:rPr>
+              <w:t>民族</w:t>
+            </w:r>
+          </w:p>
+        </w:tc>
+        <w:tc>
+          <w:tcPr>
+            <w:tcW w:type="dxa" w:w="3572"/>
+            <w:vAlign w:val="center"/>
+            <w:tcMar>
+              <w:top w:w="100" w:type="dxa"/>
+              <w:start w:w="120" w:type="dxa"/>
+              <w:bottom w:w="100" w:type="dxa"/>
+              <w:end w:w="120" w:type="dxa"/>
+            </w:tcMar>
+          </w:tcPr>
+          <w:p>
+            <w:pPr>
+              <w:spacing w:after="0"/>
+            </w:pPr>
+            <w:r/>
+            <w:r>
+              <w:rPr>
+                <w:rFonts w:ascii="宋体" w:hAnsi="宋体" w:eastAsia="宋体"/>
+                <w:b w:val="0"/>
+                <w:sz w:val="19"/>
+              </w:rPr>
+              <w:t>汉族</w:t>
+            </w:r>
+          </w:p>
+        </w:tc>
+      </w:tr>
+      <w:tr>
+        <w:tc>
+          <w:tcPr>
+            <w:tcW w:type="dxa" w:w="1247"/>
+            <w:vAlign w:val="center"/>
+            <w:tcMar>
+              <w:top w:w="100" w:type="dxa"/>
+              <w:start w:w="120" w:type="dxa"/>
+              <w:bottom w:w="100" w:type="dxa"/>
+              <w:end w:w="120" w:type="dxa"/>
+            </w:tcMar>
+            <w:shd w:fill="EAF1F8"/>
+          </w:tcPr>
+          <w:p>
+            <w:pPr>
+              <w:spacing w:after="0"/>
+            </w:pPr>
+            <w:r/>
+            <w:r>
+              <w:rPr>
+                <w:rFonts w:ascii="宋体" w:hAnsi="宋体" w:eastAsia="宋体"/>
+                <w:b/>
+                <w:color w:val="324052"/>
+                <w:sz w:val="19"/>
+              </w:rPr>
               <w:t>出生日期</w:t>
             </w:r>
           </w:p>
@@ -827,7 +937,7 @@
                 <w:color w:val="324052"/>
                 <w:sz w:val="19"/>
               </w:rPr>
-              <w:t>职业</w:t>
+              <w:t>工作单位</w:t>
             </w:r>
           </w:p>
         </w:tc>
@@ -853,7 +963,7 @@
                 <w:b w:val="0"/>
                 <w:sz w:val="19"/>
               </w:rPr>
-              <w:t>测试商贸有限公司财务人员（虚构）</w:t>
+              <w:t>测试商贸有限公司（虚构）</w:t>
             </w:r>
           </w:p>
         </w:tc>
@@ -1392,7 +1502,7 @@
           <w:b/>
           <w:sz w:val="20"/>
         </w:rPr>
-        <w:t>本笔录有意保留未询问事项，仅用于测试明确遗漏和回答不完整状态，不代表真实办案笔录质量。</w:t>
+        <w:t>本笔录有意保留未询问事项，仅用于测试提问遗漏和回答不完整状态，不代表真实办案笔录质量。</w:t>
       </w:r>
     </w:p>
     <w:tbl>
@@ -1420,9 +1530,9 @@
             <w:tcW w:type="dxa" w:w="4535"/>
             <w:vAlign w:val="center"/>
             <w:tcMar>
-              <w:top w:w="100" w:type="dxa"/>
+              <w:top w:w="40" w:type="dxa"/>
               <w:start w:w="120" w:type="dxa"/>
-              <w:bottom w:w="100" w:type="dxa"/>
+              <w:bottom w:w="40" w:type="dxa"/>
               <w:end w:w="120" w:type="dxa"/>
             </w:tcMar>
           </w:tcPr>
@@ -1446,9 +1556,9 @@
             <w:tcW w:type="dxa" w:w="4535"/>
             <w:vAlign w:val="center"/>
             <w:tcMar>
-              <w:top w:w="100" w:type="dxa"/>
+              <w:top w:w="40" w:type="dxa"/>
               <w:start w:w="120" w:type="dxa"/>
-              <w:bottom w:w="100" w:type="dxa"/>
+              <w:bottom w:w="40" w:type="dxa"/>
               <w:end w:w="120" w:type="dxa"/>
             </w:tcMar>
           </w:tcPr>
@@ -1474,9 +1584,9 @@
             <w:tcW w:type="dxa" w:w="4535"/>
             <w:vAlign w:val="center"/>
             <w:tcMar>
-              <w:top w:w="100" w:type="dxa"/>
+              <w:top w:w="40" w:type="dxa"/>
               <w:start w:w="120" w:type="dxa"/>
-              <w:bottom w:w="100" w:type="dxa"/>
+              <w:bottom w:w="40" w:type="dxa"/>
               <w:end w:w="120" w:type="dxa"/>
             </w:tcMar>
           </w:tcPr>
@@ -1500,9 +1610,9 @@
             <w:tcW w:type="dxa" w:w="4535"/>
             <w:vAlign w:val="center"/>
             <w:tcMar>
-              <w:top w:w="100" w:type="dxa"/>
+              <w:top w:w="40" w:type="dxa"/>
               <w:start w:w="120" w:type="dxa"/>
-              <w:bottom w:w="100" w:type="dxa"/>
+              <w:bottom w:w="40" w:type="dxa"/>
               <w:end w:w="120" w:type="dxa"/>
             </w:tcMar>
           </w:tcPr>
@@ -1528,9 +1638,9 @@
             <w:tcW w:type="dxa" w:w="4535"/>
             <w:vAlign w:val="center"/>
             <w:tcMar>
-              <w:top w:w="100" w:type="dxa"/>
+              <w:top w:w="40" w:type="dxa"/>
               <w:start w:w="120" w:type="dxa"/>
-              <w:bottom w:w="100" w:type="dxa"/>
+              <w:bottom w:w="40" w:type="dxa"/>
               <w:end w:w="120" w:type="dxa"/>
             </w:tcMar>
           </w:tcPr>
@@ -1554,9 +1664,9 @@
             <w:tcW w:type="dxa" w:w="4535"/>
             <w:vAlign w:val="center"/>
             <w:tcMar>
-              <w:top w:w="100" w:type="dxa"/>
+              <w:top w:w="40" w:type="dxa"/>
               <w:start w:w="120" w:type="dxa"/>
-              <w:bottom w:w="100" w:type="dxa"/>
+              <w:bottom w:w="40" w:type="dxa"/>
               <w:end w:w="120" w:type="dxa"/>
             </w:tcMar>
           </w:tcPr>
@@ -1579,7 +1689,7 @@
     </w:tbl>
     <w:p>
       <w:pPr>
-        <w:spacing w:before="240" w:after="0"/>
+        <w:spacing w:before="80" w:after="0"/>
         <w:jc w:val="center"/>
       </w:pPr>
       <w:r>

--- a/output/doc/02-明确漏问-电诈询问笔录.docx
+++ b/output/doc/02-明确漏问-电诈询问笔录.docx
@@ -853,7 +853,7 @@
                 <w:b w:val="0"/>
                 <w:sz w:val="19"/>
               </w:rPr>
-              <w:t>110101198806180022</w:t>
+              <w:t>ID_TEST_CASE_02</w:t>
             </w:r>
           </w:p>
         </w:tc>
@@ -909,7 +909,7 @@
                 <w:b w:val="0"/>
                 <w:sz w:val="19"/>
               </w:rPr>
-              <w:t>13900000002</w:t>
+              <w:t>PHONE_TEST_02</w:t>
             </w:r>
           </w:p>
         </w:tc>
@@ -1188,7 +1188,7 @@
           <w:b w:val="0"/>
           <w:sz w:val="22"/>
         </w:rPr>
-        <w:t>答：我叫李样例，身份证号码110101198806180022，手机号13900000002，现住测试省测试市演示区格式街20号202室。以上均为虚构测试信息。</w:t>
+        <w:t>答：我叫李样例，身份证号码ID_TEST_CASE_02，手机号PHONE_TEST_02，现住测试省测试市演示区格式街20号202室。以上均为虚构测试信息。</w:t>
       </w:r>
     </w:p>
     <w:p>
@@ -1274,7 +1274,7 @@
           <w:b w:val="0"/>
           <w:sz w:val="22"/>
         </w:rPr>
-        <w:t>答：对方QQ测试账号为qq_test_20260716_b，昵称贷款顾问测试号，我的QQ测试账号为qq_user_test_002。</w:t>
+        <w:t>答：对方QQ测试账号为ACCOUNT_QQ_CASE_02，昵称贷款顾问测试号，我的QQ测试账号为qq_user_test_002。</w:t>
       </w:r>
     </w:p>
     <w:p>
@@ -1317,7 +1317,7 @@
           <w:b w:val="0"/>
           <w:sz w:val="22"/>
         </w:rPr>
-        <w:t>答：我使用建设银行测试卡6222020200002234568，开户名李样例，向收款测试卡6222020200008765432转账，收款户名赵模拟。</w:t>
+        <w:t>答：我使用建设银行测试卡CARD_TEST_06，开户名李样例，向收款测试卡CARD_TEST_15转账，收款户名赵模拟。</w:t>
       </w:r>
     </w:p>
     <w:p>
